--- a/Documentazione/Legal/Checklist_Retention.docx
+++ b/Documentazione/Legal/Checklist_Retention.docx
@@ -1253,7 +1253,7 @@
                 <w:sz w:val="19"/>
                 <w:szCs w:val="19"/>
               </w:rPr>
-              <w:t xml:space="preserve">Sovrascritta ogni notte</w:t>
+              <w:t xml:space="preserve">Sovrascritta ogni notte, anonimizzata</w:t>
             </w:r>
           </w:p>
         </w:tc>
@@ -1279,7 +1279,7 @@
                 <w:sz w:val="19"/>
                 <w:szCs w:val="19"/>
               </w:rPr>
-              <w:t xml:space="preserve">Copia automatica</w:t>
+              <w:t xml:space="preserve">Copia e anonimizzazione automatiche</w:t>
             </w:r>
           </w:p>
         </w:tc>
@@ -1305,7 +1305,7 @@
                 <w:sz w:val="19"/>
                 <w:szCs w:val="19"/>
               </w:rPr>
-              <w:t xml:space="preserve">Da valutare (vedi Gap Analysis)</w:t>
+              <w:t xml:space="preserve">Automatico</w:t>
             </w:r>
           </w:p>
         </w:tc>

--- a/Documentazione/Legal/Checklist_Retention.docx
+++ b/Documentazione/Legal/Checklist_Retention.docx
@@ -299,7 +299,7 @@
                 <w:sz w:val="19"/>
                 <w:szCs w:val="19"/>
               </w:rPr>
-              <w:t xml:space="preserve">Durata del rapporto</w:t>
+              <w:t xml:space="preserve">Durata del rapporto; cancellazione entro 30 giorni dalla richiesta</w:t>
             </w:r>
           </w:p>
         </w:tc>
@@ -325,7 +325,7 @@
                 <w:sz w:val="19"/>
                 <w:szCs w:val="19"/>
               </w:rPr>
-              <w:t xml:space="preserve">Cancellazione su richiesta (email)</w:t>
+              <w:t xml:space="preserve">Su richiesta (procedura richieste interessati)</w:t>
             </w:r>
           </w:p>
         </w:tc>
@@ -935,7 +935,7 @@
                 <w:sz w:val="19"/>
                 <w:szCs w:val="19"/>
               </w:rPr>
-              <w:t xml:space="preserve">[Durata del progetto / N mesi]</w:t>
+              <w:t xml:space="preserve">24 mesi dalla riunione (PROPOSTA)</w:t>
             </w:r>
           </w:p>
         </w:tc>
@@ -961,7 +961,7 @@
                 <w:sz w:val="19"/>
                 <w:szCs w:val="19"/>
               </w:rPr>
-              <w:t xml:space="preserve">Da definire</w:t>
+              <w:t xml:space="preserve">Da automatizzare dopo la conferma</w:t>
             </w:r>
           </w:p>
         </w:tc>
@@ -987,7 +987,7 @@
                 <w:sz w:val="19"/>
                 <w:szCs w:val="19"/>
               </w:rPr>
-              <w:t xml:space="preserve">Da completare</w:t>
+              <w:t xml:space="preserve">Da confermare</w:t>
             </w:r>
           </w:p>
         </w:tc>
@@ -1041,7 +1041,7 @@
                 <w:sz w:val="19"/>
                 <w:szCs w:val="19"/>
               </w:rPr>
-              <w:t xml:space="preserve">Durata del rapporto con l'azienda cliente</w:t>
+              <w:t xml:space="preserve">Durata del contratto con l'azienda cliente</w:t>
             </w:r>
           </w:p>
         </w:tc>
@@ -1067,7 +1067,7 @@
                 <w:sz w:val="19"/>
                 <w:szCs w:val="19"/>
               </w:rPr>
-              <w:t xml:space="preserve">Cancellazione a fine contratto</w:t>
+              <w:t xml:space="preserve">Cancellazione o restituzione a fine contratto, con conferma scritta</w:t>
             </w:r>
           </w:p>
         </w:tc>
@@ -1093,7 +1093,7 @@
                 <w:sz w:val="19"/>
                 <w:szCs w:val="19"/>
               </w:rPr>
-              <w:t xml:space="preserve">Da formalizzare</w:t>
+              <w:t xml:space="preserve">Manuale</w:t>
             </w:r>
           </w:p>
         </w:tc>
@@ -1439,7 +1439,7 @@
                 <w:sz w:val="19"/>
                 <w:szCs w:val="19"/>
               </w:rPr>
-              <w:t xml:space="preserve">Cookie e archiviazione locale</w:t>
+              <w:t xml:space="preserve">Cookie di sessione</w:t>
             </w:r>
           </w:p>
         </w:tc>
@@ -1465,7 +1465,7 @@
                 <w:sz w:val="19"/>
                 <w:szCs w:val="19"/>
               </w:rPr>
-              <w:t xml:space="preserve">Sessione: max 24 h</w:t>
+              <w:t xml:space="preserve">2 ore di inattività, massimo 24 ore</w:t>
             </w:r>
           </w:p>
         </w:tc>
@@ -1555,7 +1555,7 @@
           <w:sz w:val="21"/>
           <w:szCs w:val="21"/>
         </w:rPr>
-        <w:t xml:space="preserve">☐ Definire la conservazione di trascrizioni e recap e pubblicarla nell'informativa.</w:t>
+        <w:t xml:space="preserve">☐ Confermare la conservazione di trascrizioni e recap (proposta: 24 mesi) e chiedere all'IT la cancellazione automatica.</w:t>
       </w:r>
     </w:p>
     <w:p>
@@ -1573,7 +1573,7 @@
           <w:sz w:val="21"/>
           <w:szCs w:val="21"/>
         </w:rPr>
-        <w:t xml:space="preserve">☐ Definire la cancellazione a fine contratto per le aziende clienti (e la relativa conferma scritta).</w:t>
+        <w:t xml:space="preserve">☐ Formalizzare la cancellazione a fine contratto per le aziende clienti (con conferma scritta).</w:t>
       </w:r>
     </w:p>
     <w:p>
@@ -1609,7 +1609,7 @@
           <w:sz w:val="21"/>
           <w:szCs w:val="21"/>
         </w:rPr>
-        <w:t xml:space="preserve">☐ Ricordare che i dati cancellati restano nei backup fino alla loro rotazione (massimo 12 mesi) e indicarlo nell'informativa.</w:t>
+        <w:t xml:space="preserve">☑ Indicare nell'informativa che i dati cancellati restano nei backup fino alla rotazione (massimo 12 mesi) — fatto nella bozza.</w:t>
       </w:r>
     </w:p>
     <w:p>
@@ -1627,7 +1627,7 @@
           <w:sz w:val="21"/>
           <w:szCs w:val="21"/>
         </w:rPr>
-        <w:t xml:space="preserve">☐ Allineare RoPA e informativa a questa tabella.</w:t>
+        <w:t xml:space="preserve">☑ Allineare RoPA e informativa a questa tabella — fatto il 17 ottobre 2026.</w:t>
       </w:r>
     </w:p>
     <w:p>

--- a/Documentazione/Legal/Checklist_Retention.docx
+++ b/Documentazione/Legal/Checklist_Retention.docx
@@ -61,7 +61,7 @@
           <w:sz w:val="21"/>
           <w:szCs w:val="21"/>
         </w:rPr>
-        <w:t xml:space="preserve">Versione del 17 ottobre 2026</w:t>
+        <w:t xml:space="preserve">Versione del 22 ottobre 2026</w:t>
       </w:r>
     </w:p>
     <w:p>
@@ -1360,6 +1360,112 @@
                 <w:szCs w:val="19"/>
               </w:rPr>
               <w:t xml:space="preserve">7 giorni</w:t>
+            </w:r>
+          </w:p>
+        </w:tc>
+        <w:tc>
+          <w:tcPr>
+            <w:tcW w:type="dxa" w:w="2891"/>
+            <w:tcMar>
+              <w:top w:type="dxa" w:w="60"/>
+              <w:left w:type="dxa" w:w="90"/>
+              <w:bottom w:type="dxa" w:w="60"/>
+              <w:right w:type="dxa" w:w="90"/>
+            </w:tcMar>
+          </w:tcPr>
+          <w:p>
+            <w:pPr>
+              <w:spacing w:after="40"/>
+            </w:pPr>
+            <w:r>
+              <w:rPr>
+                <w:rFonts w:ascii="Calibri" w:cs="Calibri" w:eastAsia="Calibri" w:hAnsi="Calibri"/>
+                <w:b w:val="false"/>
+                <w:bCs w:val="false"/>
+                <w:sz w:val="19"/>
+                <w:szCs w:val="19"/>
+              </w:rPr>
+              <w:t xml:space="preserve">Pulizia automatica</w:t>
+            </w:r>
+          </w:p>
+        </w:tc>
+        <w:tc>
+          <w:tcPr>
+            <w:tcW w:type="dxa" w:w="1735"/>
+            <w:tcMar>
+              <w:top w:type="dxa" w:w="60"/>
+              <w:left w:type="dxa" w:w="90"/>
+              <w:bottom w:type="dxa" w:w="60"/>
+              <w:right w:type="dxa" w:w="90"/>
+            </w:tcMar>
+          </w:tcPr>
+          <w:p>
+            <w:pPr>
+              <w:spacing w:after="40"/>
+            </w:pPr>
+            <w:r>
+              <w:rPr>
+                <w:rFonts w:ascii="Calibri" w:cs="Calibri" w:eastAsia="Calibri" w:hAnsi="Calibri"/>
+                <w:b w:val="false"/>
+                <w:bCs w:val="false"/>
+                <w:sz w:val="19"/>
+                <w:szCs w:val="19"/>
+              </w:rPr>
+              <w:t xml:space="preserve">Automatico</w:t>
+            </w:r>
+          </w:p>
+        </w:tc>
+      </w:tr>
+      <w:tr>
+        <w:tc>
+          <w:tcPr>
+            <w:tcW w:type="dxa" w:w="2602"/>
+            <w:tcMar>
+              <w:top w:type="dxa" w:w="60"/>
+              <w:left w:type="dxa" w:w="90"/>
+              <w:bottom w:type="dxa" w:w="60"/>
+              <w:right w:type="dxa" w:w="90"/>
+            </w:tcMar>
+          </w:tcPr>
+          <w:p>
+            <w:pPr>
+              <w:spacing w:after="40"/>
+            </w:pPr>
+            <w:r>
+              <w:rPr>
+                <w:rFonts w:ascii="Calibri" w:cs="Calibri" w:eastAsia="Calibri" w:hAnsi="Calibri"/>
+                <w:b w:val="false"/>
+                <w:bCs w:val="false"/>
+                <w:sz w:val="19"/>
+                <w:szCs w:val="19"/>
+              </w:rPr>
+              <w:t xml:space="preserve">Corrispondenze dell'anonimizzazione (segnaposto → dati)</w:t>
+            </w:r>
+          </w:p>
+        </w:tc>
+        <w:tc>
+          <w:tcPr>
+            <w:tcW w:type="dxa" w:w="2410"/>
+            <w:tcMar>
+              <w:top w:type="dxa" w:w="60"/>
+              <w:left w:type="dxa" w:w="90"/>
+              <w:bottom w:type="dxa" w:w="60"/>
+              <w:right w:type="dxa" w:w="90"/>
+            </w:tcMar>
+          </w:tcPr>
+          <w:p>
+            <w:pPr>
+              <w:spacing w:after="40"/>
+            </w:pPr>
+            <w:r>
+              <w:rPr>
+                <w:rFonts w:ascii="Calibri" w:cs="Calibri" w:eastAsia="Calibri" w:hAnsi="Calibri"/>
+                <w:b w:val="false"/>
+                <w:bCs w:val="false"/>
+                <w:sz w:val="19"/>
+                <w:szCs w:val="19"/>
+              </w:rPr>
+              <w:t xml:space="preserve">Durata della richiesta (in memoria); richieste Batch: 7 giorni, cifrate</w:t>
             </w:r>
           </w:p>
         </w:tc>

--- a/Documentazione/Legal/Checklist_Retention.docx
+++ b/Documentazione/Legal/Checklist_Retention.docx
@@ -61,7 +61,7 @@
           <w:sz w:val="21"/>
           <w:szCs w:val="21"/>
         </w:rPr>
-        <w:t xml:space="preserve">Versione del 22 ottobre 2026</w:t>
+        <w:t xml:space="preserve">Versione del 28 ottobre 2026</w:t>
       </w:r>
     </w:p>
     <w:p>
@@ -830,6 +830,112 @@
                 <w:szCs w:val="19"/>
               </w:rPr>
               <w:t xml:space="preserve">Fino alla trascrizione (residui: poche ore)</w:t>
+            </w:r>
+          </w:p>
+        </w:tc>
+        <w:tc>
+          <w:tcPr>
+            <w:tcW w:type="dxa" w:w="2891"/>
+            <w:tcMar>
+              <w:top w:type="dxa" w:w="60"/>
+              <w:left w:type="dxa" w:w="90"/>
+              <w:bottom w:type="dxa" w:w="60"/>
+              <w:right w:type="dxa" w:w="90"/>
+            </w:tcMar>
+          </w:tcPr>
+          <w:p>
+            <w:pPr>
+              <w:spacing w:after="40"/>
+            </w:pPr>
+            <w:r>
+              <w:rPr>
+                <w:rFonts w:ascii="Calibri" w:cs="Calibri" w:eastAsia="Calibri" w:hAnsi="Calibri"/>
+                <w:b w:val="false"/>
+                <w:bCs w:val="false"/>
+                <w:sz w:val="19"/>
+                <w:szCs w:val="19"/>
+              </w:rPr>
+              <w:t xml:space="preserve">Cancellazione automatica</w:t>
+            </w:r>
+          </w:p>
+        </w:tc>
+        <w:tc>
+          <w:tcPr>
+            <w:tcW w:type="dxa" w:w="1735"/>
+            <w:tcMar>
+              <w:top w:type="dxa" w:w="60"/>
+              <w:left w:type="dxa" w:w="90"/>
+              <w:bottom w:type="dxa" w:w="60"/>
+              <w:right w:type="dxa" w:w="90"/>
+            </w:tcMar>
+          </w:tcPr>
+          <w:p>
+            <w:pPr>
+              <w:spacing w:after="40"/>
+            </w:pPr>
+            <w:r>
+              <w:rPr>
+                <w:rFonts w:ascii="Calibri" w:cs="Calibri" w:eastAsia="Calibri" w:hAnsi="Calibri"/>
+                <w:b w:val="false"/>
+                <w:bCs w:val="false"/>
+                <w:sz w:val="19"/>
+                <w:szCs w:val="19"/>
+              </w:rPr>
+              <w:t xml:space="preserve">Automatico</w:t>
+            </w:r>
+          </w:p>
+        </w:tc>
+      </w:tr>
+      <w:tr>
+        <w:tc>
+          <w:tcPr>
+            <w:tcW w:type="dxa" w:w="2602"/>
+            <w:tcMar>
+              <w:top w:type="dxa" w:w="60"/>
+              <w:left w:type="dxa" w:w="90"/>
+              <w:bottom w:type="dxa" w:w="60"/>
+              <w:right w:type="dxa" w:w="90"/>
+            </w:tcMar>
+          </w:tcPr>
+          <w:p>
+            <w:pPr>
+              <w:spacing w:after="40"/>
+            </w:pPr>
+            <w:r>
+              <w:rPr>
+                <w:rFonts w:ascii="Calibri" w:cs="Calibri" w:eastAsia="Calibri" w:hAnsi="Calibri"/>
+                <w:b w:val="false"/>
+                <w:bCs w:val="false"/>
+                <w:sz w:val="19"/>
+                <w:szCs w:val="19"/>
+              </w:rPr>
+              <w:t xml:space="preserve">Impronte vocali (distinzione dei partecipanti)</w:t>
+            </w:r>
+          </w:p>
+        </w:tc>
+        <w:tc>
+          <w:tcPr>
+            <w:tcW w:type="dxa" w:w="2410"/>
+            <w:tcMar>
+              <w:top w:type="dxa" w:w="60"/>
+              <w:left w:type="dxa" w:w="90"/>
+              <w:bottom w:type="dxa" w:w="60"/>
+              <w:right w:type="dxa" w:w="90"/>
+            </w:tcMar>
+          </w:tcPr>
+          <w:p>
+            <w:pPr>
+              <w:spacing w:after="40"/>
+            </w:pPr>
+            <w:r>
+              <w:rPr>
+                <w:rFonts w:ascii="Calibri" w:cs="Calibri" w:eastAsia="Calibri" w:hAnsi="Calibri"/>
+                <w:b w:val="false"/>
+                <w:bCs w:val="false"/>
+                <w:sz w:val="19"/>
+                <w:szCs w:val="19"/>
+              </w:rPr>
+              <w:t xml:space="preserve">48 ore</w:t>
             </w:r>
           </w:p>
         </w:tc>
